--- a/Guide/ProgettoSpring.docx
+++ b/Guide/ProgettoSpring.docx
@@ -22,7 +22,23 @@
           <w:b/>
           <w:bCs/>
         </w:rPr>
-        <w:t xml:space="preserve"> Guida introduttiva a Java Spring Boot con IntelliJ IDEA</w:t>
+        <w:t xml:space="preserve"> Guida introduttiva a Java Spring Boot con </w:t>
+      </w:r>
+      <w:proofErr w:type="spellStart"/>
+      <w:r>
+        <w:rPr>
+          <w:b/>
+          <w:bCs/>
+        </w:rPr>
+        <w:t>IntelliJ</w:t>
+      </w:r>
+      <w:proofErr w:type="spellEnd"/>
+      <w:r>
+        <w:rPr>
+          <w:b/>
+          <w:bCs/>
+        </w:rPr>
+        <w:t xml:space="preserve"> IDEA</w:t>
       </w:r>
     </w:p>
     <w:p>
@@ -65,7 +81,23 @@
         <w:t>framework Java</w:t>
       </w:r>
       <w:r>
-        <w:t xml:space="preserve"> che semplifica lo sviluppo di applicazioni web e enterprise.</w:t>
+        <w:t xml:space="preserve"> che semplifica lo sviluppo di applicazioni web </w:t>
+      </w:r>
+      <w:proofErr w:type="gramStart"/>
+      <w:r>
+        <w:t>e</w:t>
+      </w:r>
+      <w:proofErr w:type="gramEnd"/>
+      <w:r>
+        <w:t xml:space="preserve"> </w:t>
+      </w:r>
+      <w:proofErr w:type="spellStart"/>
+      <w:r>
+        <w:t>enterprise</w:t>
+      </w:r>
+      <w:proofErr w:type="spellEnd"/>
+      <w:r>
+        <w:t>.</w:t>
       </w:r>
     </w:p>
     <w:p>
@@ -86,15 +118,48 @@
           <w:numId w:val="1"/>
         </w:numPr>
       </w:pPr>
-      <w:r>
-        <w:rPr>
-          <w:b/>
-          <w:bCs/>
-        </w:rPr>
-        <w:t>Inversion of Control (IoC)</w:t>
-      </w:r>
-      <w:r>
-        <w:t xml:space="preserve"> → gestisce lui la creazione e l’iniezione degli oggetti (dependency injection).</w:t>
+      <w:proofErr w:type="spellStart"/>
+      <w:r>
+        <w:rPr>
+          <w:b/>
+          <w:bCs/>
+        </w:rPr>
+        <w:t>Inversion</w:t>
+      </w:r>
+      <w:proofErr w:type="spellEnd"/>
+      <w:r>
+        <w:rPr>
+          <w:b/>
+          <w:bCs/>
+        </w:rPr>
+        <w:t xml:space="preserve"> of Control (</w:t>
+      </w:r>
+      <w:proofErr w:type="spellStart"/>
+      <w:r>
+        <w:rPr>
+          <w:b/>
+          <w:bCs/>
+        </w:rPr>
+        <w:t>IoC</w:t>
+      </w:r>
+      <w:proofErr w:type="spellEnd"/>
+      <w:r>
+        <w:rPr>
+          <w:b/>
+          <w:bCs/>
+        </w:rPr>
+        <w:t>)</w:t>
+      </w:r>
+      <w:r>
+        <w:t xml:space="preserve"> → gestisce lui la creazione e l’iniezione degli oggetti (</w:t>
+      </w:r>
+      <w:proofErr w:type="spellStart"/>
+      <w:r>
+        <w:t>dependency</w:t>
+      </w:r>
+      <w:proofErr w:type="spellEnd"/>
+      <w:r>
+        <w:t xml:space="preserve"> injection).</w:t>
       </w:r>
     </w:p>
     <w:p>
@@ -170,8 +235,17 @@
           <w:b/>
           <w:bCs/>
         </w:rPr>
-        <w:t>Spring Initializr</w:t>
-      </w:r>
+        <w:t xml:space="preserve">Spring </w:t>
+      </w:r>
+      <w:proofErr w:type="spellStart"/>
+      <w:r>
+        <w:rPr>
+          <w:b/>
+          <w:bCs/>
+        </w:rPr>
+        <w:t>Initializr</w:t>
+      </w:r>
+      <w:proofErr w:type="spellEnd"/>
     </w:p>
     <w:p>
       <w:r>
@@ -197,7 +271,7 @@
     <w:p>
       <w:r>
         <w:pict w14:anchorId="3E675EF3">
-          <v:rect id="_x0000_i1025" style="width:0;height:1.5pt" o:hralign="center" o:hrstd="t" o:hr="t" fillcolor="#a0a0a0" stroked="f"/>
+          <v:rect id="_x0000_i1079" style="width:0;height:1.5pt" o:hralign="center" o:hrstd="t" o:hr="t" fillcolor="#a0a0a0" stroked="f"/>
         </w:pict>
       </w:r>
     </w:p>
@@ -282,8 +356,21 @@
         <w:t>👉</w:t>
       </w:r>
       <w:r>
-        <w:t xml:space="preserve"> Adoptium Temurin</w:t>
-      </w:r>
+        <w:t xml:space="preserve"> </w:t>
+      </w:r>
+      <w:proofErr w:type="spellStart"/>
+      <w:r>
+        <w:t>Adoptium</w:t>
+      </w:r>
+      <w:proofErr w:type="spellEnd"/>
+      <w:r>
+        <w:t xml:space="preserve"> </w:t>
+      </w:r>
+      <w:proofErr w:type="spellStart"/>
+      <w:r>
+        <w:t>Temurin</w:t>
+      </w:r>
+      <w:proofErr w:type="spellEnd"/>
     </w:p>
     <w:p>
       <w:pPr>
@@ -315,8 +402,13 @@
         </w:numPr>
       </w:pPr>
       <w:r>
-        <w:t>java -version</w:t>
-      </w:r>
+        <w:t>java -</w:t>
+      </w:r>
+      <w:proofErr w:type="spellStart"/>
+      <w:r>
+        <w:t>version</w:t>
+      </w:r>
+      <w:proofErr w:type="spellEnd"/>
     </w:p>
     <w:p>
       <w:r>
@@ -324,14 +416,27 @@
       </w:r>
     </w:p>
     <w:p>
-      <w:r>
-        <w:t>openjdk version "17.0.x"</w:t>
+      <w:proofErr w:type="spellStart"/>
+      <w:r>
+        <w:t>openjdk</w:t>
+      </w:r>
+      <w:proofErr w:type="spellEnd"/>
+      <w:r>
+        <w:t xml:space="preserve"> </w:t>
+      </w:r>
+      <w:proofErr w:type="spellStart"/>
+      <w:r>
+        <w:t>version</w:t>
+      </w:r>
+      <w:proofErr w:type="spellEnd"/>
+      <w:r>
+        <w:t xml:space="preserve"> "17.0.x"</w:t>
       </w:r>
     </w:p>
     <w:p>
       <w:r>
         <w:pict w14:anchorId="1EB26DB7">
-          <v:rect id="_x0000_i1026" style="width:0;height:1.5pt" o:hralign="center" o:hrstd="t" o:hr="t" fillcolor="#a0a0a0" stroked="f"/>
+          <v:rect id="_x0000_i1080" style="width:0;height:1.5pt" o:hralign="center" o:hrstd="t" o:hr="t" fillcolor="#a0a0a0" stroked="f"/>
         </w:pict>
       </w:r>
     </w:p>
@@ -347,7 +452,23 @@
           <w:b/>
           <w:bCs/>
         </w:rPr>
-        <w:t>2.2 IntelliJ IDEA</w:t>
+        <w:t xml:space="preserve">2.2 </w:t>
+      </w:r>
+      <w:proofErr w:type="spellStart"/>
+      <w:r>
+        <w:rPr>
+          <w:b/>
+          <w:bCs/>
+        </w:rPr>
+        <w:t>IntelliJ</w:t>
+      </w:r>
+      <w:proofErr w:type="spellEnd"/>
+      <w:r>
+        <w:rPr>
+          <w:b/>
+          <w:bCs/>
+        </w:rPr>
+        <w:t xml:space="preserve"> IDEA</w:t>
       </w:r>
     </w:p>
     <w:p>
@@ -358,7 +479,15 @@
         </w:numPr>
       </w:pPr>
       <w:r>
-        <w:t xml:space="preserve">Scarica IntelliJ IDEA </w:t>
+        <w:t xml:space="preserve">Scarica </w:t>
+      </w:r>
+      <w:proofErr w:type="spellStart"/>
+      <w:r>
+        <w:t>IntelliJ</w:t>
+      </w:r>
+      <w:proofErr w:type="spellEnd"/>
+      <w:r>
+        <w:t xml:space="preserve"> IDEA </w:t>
       </w:r>
       <w:r>
         <w:rPr>
@@ -458,8 +587,17 @@
           <w:b/>
           <w:bCs/>
         </w:rPr>
-        <w:t>Maven/Gradle</w:t>
-      </w:r>
+        <w:t>Maven/</w:t>
+      </w:r>
+      <w:proofErr w:type="spellStart"/>
+      <w:r>
+        <w:rPr>
+          <w:b/>
+          <w:bCs/>
+        </w:rPr>
+        <w:t>Gradle</w:t>
+      </w:r>
+      <w:proofErr w:type="spellEnd"/>
       <w:r>
         <w:t xml:space="preserve"> e </w:t>
       </w:r>
@@ -477,7 +615,7 @@
     <w:p>
       <w:r>
         <w:pict w14:anchorId="3E27CC5D">
-          <v:rect id="_x0000_i1027" style="width:0;height:1.5pt" o:hralign="center" o:hrstd="t" o:hr="t" fillcolor="#a0a0a0" stroked="f"/>
+          <v:rect id="_x0000_i1081" style="width:0;height:1.5pt" o:hralign="center" o:hrstd="t" o:hr="t" fillcolor="#a0a0a0" stroked="f"/>
         </w:pict>
       </w:r>
     </w:p>
@@ -516,6 +654,7 @@
       <w:r>
         <w:t xml:space="preserve"> o </w:t>
       </w:r>
+      <w:proofErr w:type="spellStart"/>
       <w:r>
         <w:rPr>
           <w:b/>
@@ -523,6 +662,7 @@
         </w:rPr>
         <w:t>Gradle</w:t>
       </w:r>
+      <w:proofErr w:type="spellEnd"/>
       <w:r>
         <w:t xml:space="preserve"> per gestire le librerie.</w:t>
       </w:r>
@@ -535,13 +675,21 @@
         </w:numPr>
       </w:pPr>
       <w:r>
-        <w:t>Se usi IntelliJ, non serve installarlo a parte (lo integra automaticamente).</w:t>
+        <w:t xml:space="preserve">Se usi </w:t>
+      </w:r>
+      <w:proofErr w:type="spellStart"/>
+      <w:r>
+        <w:t>IntelliJ</w:t>
+      </w:r>
+      <w:proofErr w:type="spellEnd"/>
+      <w:r>
+        <w:t>, non serve installarlo a parte (lo integra automaticamente).</w:t>
       </w:r>
     </w:p>
     <w:p>
       <w:r>
         <w:pict w14:anchorId="17D7DF2F">
-          <v:rect id="_x0000_i1028" style="width:0;height:1.5pt" o:hralign="center" o:hrstd="t" o:hr="t" fillcolor="#a0a0a0" stroked="f"/>
+          <v:rect id="_x0000_i1082" style="width:0;height:1.5pt" o:hralign="center" o:hrstd="t" o:hr="t" fillcolor="#a0a0a0" stroked="f"/>
         </w:pict>
       </w:r>
     </w:p>
@@ -572,8 +720,17 @@
           <w:b/>
           <w:bCs/>
         </w:rPr>
-        <w:t>3.1 Generare il progetto con Spring Initializr</w:t>
-      </w:r>
+        <w:t xml:space="preserve">3.1 Generare il progetto con Spring </w:t>
+      </w:r>
+      <w:proofErr w:type="spellStart"/>
+      <w:r>
+        <w:rPr>
+          <w:b/>
+          <w:bCs/>
+        </w:rPr>
+        <w:t>Initializr</w:t>
+      </w:r>
+      <w:proofErr w:type="spellEnd"/>
     </w:p>
     <w:p>
       <w:pPr>
@@ -621,13 +778,7 @@
         <w:t>Project</w:t>
       </w:r>
       <w:r>
-        <w:t>: Ma</w:t>
-      </w:r>
-      <w:r>
-        <w:t>w</w:t>
-      </w:r>
-      <w:r>
-        <w:t>en</w:t>
+        <w:t>: Maven</w:t>
       </w:r>
     </w:p>
     <w:p>
@@ -681,8 +832,13 @@
         <w:t>Group</w:t>
       </w:r>
       <w:r>
-        <w:t>: com.example</w:t>
-      </w:r>
+        <w:t xml:space="preserve">: </w:t>
+      </w:r>
+      <w:proofErr w:type="spellStart"/>
+      <w:r>
+        <w:t>com.example</w:t>
+      </w:r>
+      <w:proofErr w:type="spellEnd"/>
     </w:p>
     <w:p>
       <w:pPr>
@@ -691,6 +847,7 @@
           <w:numId w:val="5"/>
         </w:numPr>
       </w:pPr>
+      <w:proofErr w:type="spellStart"/>
       <w:r>
         <w:rPr>
           <w:b/>
@@ -698,6 +855,7 @@
         </w:rPr>
         <w:t>Artifact</w:t>
       </w:r>
+      <w:proofErr w:type="spellEnd"/>
       <w:r>
         <w:t>: demo</w:t>
       </w:r>
@@ -709,6 +867,7 @@
           <w:numId w:val="5"/>
         </w:numPr>
       </w:pPr>
+      <w:proofErr w:type="spellStart"/>
       <w:r>
         <w:rPr>
           <w:b/>
@@ -716,6 +875,7 @@
         </w:rPr>
         <w:t>Dependencies</w:t>
       </w:r>
+      <w:proofErr w:type="spellEnd"/>
       <w:r>
         <w:t>: Spring Web</w:t>
       </w:r>
@@ -755,7 +915,7 @@
     <w:p>
       <w:r>
         <w:pict w14:anchorId="4F99C7EB">
-          <v:rect id="_x0000_i1029" style="width:0;height:1.5pt" o:hralign="center" o:hrstd="t" o:hr="t" fillcolor="#a0a0a0" stroked="f"/>
+          <v:rect id="_x0000_i1083" style="width:0;height:1.5pt" o:hralign="center" o:hrstd="t" o:hr="t" fillcolor="#a0a0a0" stroked="f"/>
         </w:pict>
       </w:r>
     </w:p>
@@ -771,8 +931,17 @@
           <w:b/>
           <w:bCs/>
         </w:rPr>
-        <w:t>3.2 Importare in IntelliJ</w:t>
-      </w:r>
+        <w:t xml:space="preserve">3.2 Importare in </w:t>
+      </w:r>
+      <w:proofErr w:type="spellStart"/>
+      <w:r>
+        <w:rPr>
+          <w:b/>
+          <w:bCs/>
+        </w:rPr>
+        <w:t>IntelliJ</w:t>
+      </w:r>
+      <w:proofErr w:type="spellEnd"/>
     </w:p>
     <w:p>
       <w:pPr>
@@ -782,7 +951,15 @@
         </w:numPr>
       </w:pPr>
       <w:r>
-        <w:t xml:space="preserve">Apri IntelliJ → </w:t>
+        <w:t xml:space="preserve">Apri </w:t>
+      </w:r>
+      <w:proofErr w:type="spellStart"/>
+      <w:r>
+        <w:t>IntelliJ</w:t>
+      </w:r>
+      <w:proofErr w:type="spellEnd"/>
+      <w:r>
+        <w:t xml:space="preserve"> → </w:t>
       </w:r>
       <w:r>
         <w:rPr>
@@ -802,8 +979,13 @@
           <w:numId w:val="6"/>
         </w:numPr>
       </w:pPr>
-      <w:r>
-        <w:t>IntelliJ rileverà automaticamente il progetto Maven.</w:t>
+      <w:proofErr w:type="spellStart"/>
+      <w:r>
+        <w:t>IntelliJ</w:t>
+      </w:r>
+      <w:proofErr w:type="spellEnd"/>
+      <w:r>
+        <w:t xml:space="preserve"> rileverà automaticamente il progetto Maven.</w:t>
       </w:r>
     </w:p>
     <w:p>
@@ -820,7 +1002,7 @@
     <w:p>
       <w:r>
         <w:pict w14:anchorId="599764E7">
-          <v:rect id="_x0000_i1030" style="width:0;height:1.5pt" o:hralign="center" o:hrstd="t" o:hr="t" fillcolor="#a0a0a0" stroked="f"/>
+          <v:rect id="_x0000_i1084" style="width:0;height:1.5pt" o:hralign="center" o:hrstd="t" o:hr="t" fillcolor="#a0a0a0" stroked="f"/>
         </w:pict>
       </w:r>
     </w:p>
@@ -845,15 +1027,22 @@
       </w:r>
     </w:p>
     <w:p>
+      <w:proofErr w:type="spellStart"/>
       <w:r>
         <w:lastRenderedPageBreak/>
         <w:t>src</w:t>
       </w:r>
-    </w:p>
-    <w:p>
-      <w:r>
-        <w:t xml:space="preserve"> └── main</w:t>
-      </w:r>
+      <w:proofErr w:type="spellEnd"/>
+    </w:p>
+    <w:p>
+      <w:r>
+        <w:t xml:space="preserve"> └── </w:t>
+      </w:r>
+      <w:proofErr w:type="spellStart"/>
+      <w:r>
+        <w:t>main</w:t>
+      </w:r>
+      <w:proofErr w:type="spellEnd"/>
     </w:p>
     <w:p>
       <w:r>
@@ -877,8 +1066,18 @@
     </w:p>
     <w:p>
       <w:r>
-        <w:t xml:space="preserve">     │    └── com.example.demo</w:t>
-      </w:r>
+        <w:t xml:space="preserve">     │    └── </w:t>
+      </w:r>
+      <w:proofErr w:type="spellStart"/>
+      <w:r>
+        <w:t>com.</w:t>
+      </w:r>
+      <w:proofErr w:type="gramStart"/>
+      <w:r>
+        <w:t>example.demo</w:t>
+      </w:r>
+      <w:proofErr w:type="spellEnd"/>
+      <w:proofErr w:type="gramEnd"/>
     </w:p>
     <w:p>
       <w:r>
@@ -887,18 +1086,33 @@
     </w:p>
     <w:p>
       <w:r>
-        <w:t xml:space="preserve">     └── resources</w:t>
-      </w:r>
-    </w:p>
-    <w:p>
-      <w:r>
-        <w:t xml:space="preserve">          └── application.properties      ← configurazioni</w:t>
+        <w:t xml:space="preserve">     └── </w:t>
+      </w:r>
+      <w:proofErr w:type="spellStart"/>
+      <w:r>
+        <w:t>resources</w:t>
+      </w:r>
+      <w:proofErr w:type="spellEnd"/>
+    </w:p>
+    <w:p>
+      <w:r>
+        <w:t xml:space="preserve">          └── </w:t>
+      </w:r>
+      <w:proofErr w:type="spellStart"/>
+      <w:proofErr w:type="gramStart"/>
+      <w:r>
+        <w:t>application.properties</w:t>
+      </w:r>
+      <w:proofErr w:type="spellEnd"/>
+      <w:proofErr w:type="gramEnd"/>
+      <w:r>
+        <w:t xml:space="preserve">      ← configurazioni</w:t>
       </w:r>
     </w:p>
     <w:p>
       <w:r>
         <w:pict w14:anchorId="2006C64A">
-          <v:rect id="_x0000_i1031" style="width:0;height:1.5pt" o:hralign="center" o:hrstd="t" o:hr="t" fillcolor="#a0a0a0" stroked="f"/>
+          <v:rect id="_x0000_i1085" style="width:0;height:1.5pt" o:hralign="center" o:hrstd="t" o:hr="t" fillcolor="#a0a0a0" stroked="f"/>
         </w:pict>
       </w:r>
     </w:p>
@@ -924,18 +1138,70 @@
     </w:p>
     <w:p>
       <w:r>
-        <w:t>package com.example.demo;</w:t>
+        <w:t xml:space="preserve">package </w:t>
+      </w:r>
+      <w:proofErr w:type="spellStart"/>
+      <w:r>
+        <w:t>com.</w:t>
+      </w:r>
+      <w:proofErr w:type="gramStart"/>
+      <w:r>
+        <w:t>example.demo</w:t>
+      </w:r>
+      <w:proofErr w:type="spellEnd"/>
+      <w:proofErr w:type="gramEnd"/>
+      <w:r>
+        <w:t>;</w:t>
       </w:r>
     </w:p>
     <w:p/>
     <w:p>
       <w:r>
-        <w:t>import org.springframework.boot.SpringApplication;</w:t>
-      </w:r>
-    </w:p>
-    <w:p>
-      <w:r>
-        <w:t>import org.springframework.boot.autoconfigure.SpringBootApplication;</w:t>
+        <w:t xml:space="preserve">import </w:t>
+      </w:r>
+      <w:proofErr w:type="spellStart"/>
+      <w:proofErr w:type="gramStart"/>
+      <w:r>
+        <w:t>org.springframework</w:t>
+      </w:r>
+      <w:proofErr w:type="gramEnd"/>
+      <w:r>
+        <w:t>.</w:t>
+      </w:r>
+      <w:proofErr w:type="gramStart"/>
+      <w:r>
+        <w:t>boot.SpringApplication</w:t>
+      </w:r>
+      <w:proofErr w:type="spellEnd"/>
+      <w:proofErr w:type="gramEnd"/>
+      <w:r>
+        <w:t>;</w:t>
+      </w:r>
+    </w:p>
+    <w:p>
+      <w:r>
+        <w:t xml:space="preserve">import </w:t>
+      </w:r>
+      <w:proofErr w:type="spellStart"/>
+      <w:proofErr w:type="gramStart"/>
+      <w:r>
+        <w:t>org.springframework</w:t>
+      </w:r>
+      <w:proofErr w:type="gramEnd"/>
+      <w:r>
+        <w:t>.</w:t>
+      </w:r>
+      <w:proofErr w:type="gramStart"/>
+      <w:r>
+        <w:t>boot.autoconfigure</w:t>
+      </w:r>
+      <w:proofErr w:type="gramEnd"/>
+      <w:r>
+        <w:t>.SpringBootApplication</w:t>
+      </w:r>
+      <w:proofErr w:type="spellEnd"/>
+      <w:r>
+        <w:t>;</w:t>
       </w:r>
     </w:p>
     <w:p/>
@@ -946,34 +1212,88 @@
     </w:p>
     <w:p>
       <w:r>
-        <w:t>public class DemoApplication {</w:t>
-      </w:r>
-    </w:p>
-    <w:p>
-      <w:pPr>
-        <w:rPr>
-          <w:lang w:val="en-US"/>
-        </w:rPr>
-      </w:pPr>
-      <w:r>
-        <w:t xml:space="preserve">    </w:t>
-      </w:r>
-      <w:r>
-        <w:rPr>
-          <w:lang w:val="en-US"/>
-        </w:rPr>
-        <w:t>public static void main(String[] args) {</w:t>
-      </w:r>
-    </w:p>
-    <w:p>
-      <w:r>
-        <w:rPr>
-          <w:lang w:val="en-US"/>
-        </w:rPr>
+        <w:t xml:space="preserve">public class </w:t>
+      </w:r>
+      <w:proofErr w:type="spellStart"/>
+      <w:r>
+        <w:t>DemoApplication</w:t>
+      </w:r>
+      <w:proofErr w:type="spellEnd"/>
+      <w:r>
+        <w:t xml:space="preserve"> {</w:t>
+      </w:r>
+    </w:p>
+    <w:p>
+      <w:r>
+        <w:t xml:space="preserve">    public </w:t>
+      </w:r>
+      <w:proofErr w:type="spellStart"/>
+      <w:r>
+        <w:t>static</w:t>
+      </w:r>
+      <w:proofErr w:type="spellEnd"/>
+      <w:r>
+        <w:t xml:space="preserve"> </w:t>
+      </w:r>
+      <w:proofErr w:type="spellStart"/>
+      <w:r>
+        <w:t>void</w:t>
+      </w:r>
+      <w:proofErr w:type="spellEnd"/>
+      <w:r>
+        <w:t xml:space="preserve"> </w:t>
+      </w:r>
+      <w:proofErr w:type="spellStart"/>
+      <w:proofErr w:type="gramStart"/>
+      <w:r>
+        <w:t>main</w:t>
+      </w:r>
+      <w:proofErr w:type="spellEnd"/>
+      <w:r>
+        <w:t>(String[</w:t>
+      </w:r>
+      <w:proofErr w:type="gramEnd"/>
+      <w:r>
+        <w:t xml:space="preserve">] </w:t>
+      </w:r>
+      <w:proofErr w:type="spellStart"/>
+      <w:r>
+        <w:t>args</w:t>
+      </w:r>
+      <w:proofErr w:type="spellEnd"/>
+      <w:r>
+        <w:t>) {</w:t>
+      </w:r>
+    </w:p>
+    <w:p>
+      <w:r>
         <w:t xml:space="preserve">        </w:t>
       </w:r>
-      <w:r>
-        <w:t>SpringApplication.run(DemoApplication.class, args);</w:t>
+      <w:proofErr w:type="spellStart"/>
+      <w:proofErr w:type="gramStart"/>
+      <w:r>
+        <w:t>SpringApplication.run</w:t>
+      </w:r>
+      <w:proofErr w:type="spellEnd"/>
+      <w:r>
+        <w:t>(</w:t>
+      </w:r>
+      <w:proofErr w:type="spellStart"/>
+      <w:proofErr w:type="gramEnd"/>
+      <w:r>
+        <w:t>DemoApplication.class</w:t>
+      </w:r>
+      <w:proofErr w:type="spellEnd"/>
+      <w:r>
+        <w:t xml:space="preserve">, </w:t>
+      </w:r>
+      <w:proofErr w:type="spellStart"/>
+      <w:r>
+        <w:t>args</w:t>
+      </w:r>
+      <w:proofErr w:type="spellEnd"/>
+      <w:r>
+        <w:t>);</w:t>
       </w:r>
     </w:p>
     <w:p>
@@ -1003,82 +1323,124 @@
     </w:p>
     <w:p>
       <w:r>
-        <w:t>package com.example.demo;</w:t>
+        <w:t xml:space="preserve">package </w:t>
+      </w:r>
+      <w:proofErr w:type="spellStart"/>
+      <w:r>
+        <w:t>com.</w:t>
+      </w:r>
+      <w:proofErr w:type="gramStart"/>
+      <w:r>
+        <w:t>example.demo</w:t>
+      </w:r>
+      <w:proofErr w:type="spellEnd"/>
+      <w:proofErr w:type="gramEnd"/>
+      <w:r>
+        <w:t>;</w:t>
       </w:r>
     </w:p>
     <w:p/>
     <w:p>
       <w:r>
-        <w:t>import org.springframework.web.bind.annotation.GetMapping;</w:t>
-      </w:r>
-    </w:p>
-    <w:p>
-      <w:r>
-        <w:t>import org.springframework.web.bind.annotation.RestController;</w:t>
+        <w:t xml:space="preserve">import </w:t>
+      </w:r>
+      <w:proofErr w:type="spellStart"/>
+      <w:proofErr w:type="gramStart"/>
+      <w:r>
+        <w:t>org.springframework.web.bind</w:t>
+      </w:r>
+      <w:proofErr w:type="gramEnd"/>
+      <w:r>
+        <w:t>.</w:t>
+      </w:r>
+      <w:proofErr w:type="gramStart"/>
+      <w:r>
+        <w:t>annotation.GetMapping</w:t>
+      </w:r>
+      <w:proofErr w:type="spellEnd"/>
+      <w:proofErr w:type="gramEnd"/>
+      <w:r>
+        <w:t>;</w:t>
+      </w:r>
+    </w:p>
+    <w:p>
+      <w:r>
+        <w:t xml:space="preserve">import </w:t>
+      </w:r>
+      <w:proofErr w:type="spellStart"/>
+      <w:proofErr w:type="gramStart"/>
+      <w:r>
+        <w:t>org.springframework.web.bind</w:t>
+      </w:r>
+      <w:proofErr w:type="gramEnd"/>
+      <w:r>
+        <w:t>.</w:t>
+      </w:r>
+      <w:proofErr w:type="gramStart"/>
+      <w:r>
+        <w:t>annotation.RestController</w:t>
+      </w:r>
+      <w:proofErr w:type="spellEnd"/>
+      <w:proofErr w:type="gramEnd"/>
+      <w:r>
+        <w:t>;</w:t>
       </w:r>
     </w:p>
     <w:p/>
     <w:p>
-      <w:pPr>
-        <w:rPr>
-          <w:lang w:val="en-US"/>
-        </w:rPr>
-      </w:pPr>
-      <w:r>
-        <w:rPr>
-          <w:lang w:val="en-US"/>
-        </w:rPr>
+      <w:r>
         <w:t>@RestController</w:t>
       </w:r>
     </w:p>
     <w:p>
-      <w:pPr>
-        <w:rPr>
-          <w:lang w:val="en-US"/>
-        </w:rPr>
-      </w:pPr>
-      <w:r>
-        <w:rPr>
-          <w:lang w:val="en-US"/>
-        </w:rPr>
+      <w:r>
         <w:lastRenderedPageBreak/>
-        <w:t>public class HelloController {</w:t>
-      </w:r>
-    </w:p>
-    <w:p>
-      <w:pPr>
-        <w:rPr>
-          <w:lang w:val="en-US"/>
-        </w:rPr>
-      </w:pPr>
-    </w:p>
-    <w:p>
-      <w:pPr>
-        <w:rPr>
-          <w:lang w:val="en-US"/>
-        </w:rPr>
-      </w:pPr>
-      <w:r>
-        <w:rPr>
-          <w:lang w:val="en-US"/>
-        </w:rPr>
+        <w:t xml:space="preserve">public class </w:t>
+      </w:r>
+      <w:proofErr w:type="spellStart"/>
+      <w:r>
+        <w:t>HelloController</w:t>
+      </w:r>
+      <w:proofErr w:type="spellEnd"/>
+      <w:r>
+        <w:t xml:space="preserve"> {</w:t>
+      </w:r>
+    </w:p>
+    <w:p/>
+    <w:p>
+      <w:r>
         <w:t xml:space="preserve">    @GetMapping("/hello")</w:t>
       </w:r>
     </w:p>
     <w:p>
       <w:r>
-        <w:rPr>
-          <w:lang w:val="en-US"/>
-        </w:rPr>
-        <w:t xml:space="preserve">    </w:t>
-      </w:r>
-      <w:r>
-        <w:t>public String sayHello() {</w:t>
-      </w:r>
-    </w:p>
-    <w:p>
-      <w:r>
-        <w:t xml:space="preserve">        return "Ciao dal tuo primo progetto Spring Boot!";</w:t>
+        <w:t xml:space="preserve">    public String </w:t>
+      </w:r>
+      <w:proofErr w:type="spellStart"/>
+      <w:proofErr w:type="gramStart"/>
+      <w:r>
+        <w:t>sayHello</w:t>
+      </w:r>
+      <w:proofErr w:type="spellEnd"/>
+      <w:r>
+        <w:t>(</w:t>
+      </w:r>
+      <w:proofErr w:type="gramEnd"/>
+      <w:r>
+        <w:t>) {</w:t>
+      </w:r>
+    </w:p>
+    <w:p>
+      <w:r>
+        <w:t xml:space="preserve">        </w:t>
+      </w:r>
+      <w:proofErr w:type="spellStart"/>
+      <w:r>
+        <w:t>return</w:t>
+      </w:r>
+      <w:proofErr w:type="spellEnd"/>
+      <w:r>
+        <w:t xml:space="preserve"> "Ciao dal tuo primo progetto Spring Boot!";</w:t>
       </w:r>
     </w:p>
     <w:p>
@@ -1094,7 +1456,7 @@
     <w:p>
       <w:r>
         <w:pict w14:anchorId="3EF1CC97">
-          <v:rect id="_x0000_i1032" style="width:0;height:1.5pt" o:hralign="center" o:hrstd="t" o:hr="t" fillcolor="#a0a0a0" stroked="f"/>
+          <v:rect id="_x0000_i1086" style="width:0;height:1.5pt" o:hralign="center" o:hrstd="t" o:hr="t" fillcolor="#a0a0a0" stroked="f"/>
         </w:pict>
       </w:r>
     </w:p>
@@ -1121,7 +1483,15 @@
         </w:numPr>
       </w:pPr>
       <w:r>
-        <w:t xml:space="preserve">In IntelliJ, vai su </w:t>
+        <w:t xml:space="preserve">In </w:t>
+      </w:r>
+      <w:proofErr w:type="spellStart"/>
+      <w:r>
+        <w:t>IntelliJ</w:t>
+      </w:r>
+      <w:proofErr w:type="spellEnd"/>
+      <w:r>
+        <w:t xml:space="preserve">, vai su </w:t>
       </w:r>
       <w:r>
         <w:rPr>
@@ -1144,12 +1514,37 @@
       <w:r>
         <w:t xml:space="preserve">Clic destro → </w:t>
       </w:r>
-      <w:r>
-        <w:rPr>
-          <w:b/>
-          <w:bCs/>
-        </w:rPr>
-        <w:t>Run 'DemoApplication'</w:t>
+      <w:proofErr w:type="spellStart"/>
+      <w:r>
+        <w:rPr>
+          <w:b/>
+          <w:bCs/>
+        </w:rPr>
+        <w:t>Run</w:t>
+      </w:r>
+      <w:proofErr w:type="spellEnd"/>
+      <w:r>
+        <w:rPr>
+          <w:b/>
+          <w:bCs/>
+        </w:rPr>
+        <w:t xml:space="preserve"> '</w:t>
+      </w:r>
+      <w:proofErr w:type="spellStart"/>
+      <w:r>
+        <w:rPr>
+          <w:b/>
+          <w:bCs/>
+        </w:rPr>
+        <w:t>DemoApplication</w:t>
+      </w:r>
+      <w:proofErr w:type="spellEnd"/>
+      <w:r>
+        <w:rPr>
+          <w:b/>
+          <w:bCs/>
+        </w:rPr>
+        <w:t>'</w:t>
       </w:r>
       <w:r>
         <w:t>.</w:t>
@@ -1172,15 +1567,17 @@
           <w:ilvl w:val="0"/>
           <w:numId w:val="7"/>
         </w:numPr>
-        <w:rPr>
-          <w:lang w:val="en-US"/>
-        </w:rPr>
-      </w:pPr>
-      <w:r>
-        <w:rPr>
-          <w:lang w:val="en-US"/>
-        </w:rPr>
-        <w:t>Tomcat started on port(s): 8080</w:t>
+      </w:pPr>
+      <w:r>
+        <w:t xml:space="preserve">Tomcat </w:t>
+      </w:r>
+      <w:proofErr w:type="spellStart"/>
+      <w:r>
+        <w:t>started</w:t>
+      </w:r>
+      <w:proofErr w:type="spellEnd"/>
+      <w:r>
+        <w:t xml:space="preserve"> on port(s): 8080</w:t>
       </w:r>
     </w:p>
     <w:p>
@@ -1190,8 +1587,21 @@
           <w:numId w:val="7"/>
         </w:numPr>
       </w:pPr>
-      <w:r>
-        <w:t>Started DemoApplication in X seconds</w:t>
+      <w:proofErr w:type="spellStart"/>
+      <w:r>
+        <w:t>Started</w:t>
+      </w:r>
+      <w:proofErr w:type="spellEnd"/>
+      <w:r>
+        <w:t xml:space="preserve"> </w:t>
+      </w:r>
+      <w:proofErr w:type="spellStart"/>
+      <w:r>
+        <w:t>DemoApplication</w:t>
+      </w:r>
+      <w:proofErr w:type="spellEnd"/>
+      <w:r>
+        <w:t xml:space="preserve"> in X seconds</w:t>
       </w:r>
     </w:p>
     <w:p>
@@ -1249,7 +1659,7 @@
     <w:p>
       <w:r>
         <w:pict w14:anchorId="5D42902D">
-          <v:rect id="_x0000_i1033" style="width:0;height:1.5pt" o:hralign="center" o:hrstd="t" o:hr="t" fillcolor="#a0a0a0" stroked="f"/>
+          <v:rect id="_x0000_i1087" style="width:0;height:1.5pt" o:hralign="center" o:hrstd="t" o:hr="t" fillcolor="#a0a0a0" stroked="f"/>
         </w:pict>
       </w:r>
     </w:p>
@@ -2974,7 +3384,6 @@
   <w:style w:type="character" w:default="1" w:styleId="Carpredefinitoparagrafo">
     <w:name w:val="Default Paragraph Font"/>
     <w:uiPriority w:val="1"/>
-    <w:semiHidden/>
     <w:unhideWhenUsed/>
   </w:style>
   <w:style w:type="table" w:default="1" w:styleId="Tabellanormale">
